--- a/courts/fourth-circuit/south-carolina/state/supreme-court/answering-brief/usage/OUTPUT-answering-brief.docx
+++ b/courts/fourth-circuit/south-carolina/state/supreme-court/answering-brief/usage/OUTPUT-answering-brief.docx
@@ -12682,7 +12682,7 @@
         <w:t xml:space="preserve"> </w:t>
       </w:r>
       <w:r>
-        <w:t xml:space="preserve">requirement that the “government service or program . . . benefits the [fee] payer in some manner different from the members of the general public.” …</w:t>
+        <w:t xml:space="preserve">requirement that the “government service or program ⁠. ⁠. ⁠. benefits the [fee] payer in some manner different from the members of the general public.” …</w:t>
       </w:r>
     </w:p>
     <w:p>
@@ -13536,7 +13536,7 @@
         <w:t xml:space="preserve"> </w:t>
       </w:r>
       <w:r>
-        <w:t xml:space="preserve">anchors this Court’s separation of powers precedent in cases involving the General Assembly’s attempt to retroactively overturn prior decisions of this Court. In that foundational decision, this Court held that “[u]nder our State Constitution which provides . . . for the separation of the legislative, executive and judicial powers of the government, the General Assembly does not have authority to [legislatively reverse a decision of the Supreme Court].” Lindsay,</w:t>
+        <w:t xml:space="preserve">anchors this Court’s separation of powers precedent in cases involving the General Assembly’s attempt to retroactively overturn prior decisions of this Court. In that foundational decision, this Court held that “[u]nder our State Constitution which provides ⁠. ⁠. ⁠. for the separation of the legislative, executive and judicial powers of the government, the General Assembly does not have authority to [legislatively reverse a decision of the Supreme Court].” Lindsay,</w:t>
       </w:r>
       <w:r>
         <w:t xml:space="preserve"> </w:t>
@@ -14731,7 +14731,7 @@
         <w:t xml:space="preserve"> </w:t>
       </w:r>
       <w:r>
-        <w:t xml:space="preserve">L.L.C. v. Town of Mount Pleasant, 338 S.C. 406, 419, 526 S.E.2d 716, 723 (2000) (“a respondent . . . may raise on appeal any additional reasons the appellate court should affirm the lower court’s ruling, regardless of whether those reasons have been presented to or ruled on by the lower court.”).</w:t>
+        <w:t xml:space="preserve">L.L.C. v. Town of Mount Pleasant, 338 S.C. 406, 419, 526 S.E.2d 716, 723 (2000) (“a respondent ⁠. ⁠. ⁠. may raise on appeal any additional reasons the appellate court should affirm the lower court’s ruling, regardless of whether those reasons have been presented to or ruled on by the lower court.”).</w:t>
       </w:r>
     </w:p>
     <w:p>
@@ -15689,7 +15689,7 @@
         <w:t xml:space="preserve"> </w:t>
       </w:r>
       <w:r>
-        <w:t xml:space="preserve">The Takings Clause is implicated “where private property is taken for public use by the State or by any of its agencies . . . or by a municipal corporation.” Smith v. City</w:t>
+        <w:t xml:space="preserve">The Takings Clause is implicated “where private property is taken for public use by the State or by any of its agencies ⁠. ⁠. ⁠. or by a municipal corporation.” Smith v. City</w:t>
       </w:r>
       <w:r>
         <w:t xml:space="preserve"> </w:t>
@@ -16924,13 +16924,19 @@
         <w:t xml:space="preserve"> </w:t>
       </w:r>
       <w:r>
-        <w:t xml:space="preserve">Specifically, the Complaint included an equitable claim for quantum meruit/⁠unjust enrichment against all Orangeburg Appellants; a claim against the Orangeburg County Administrator and Orangeburg County Treasurer for violation of S.C. Code Ann. § 8-⁠⁠21-⁠⁠30;</w:t>
-      </w:r>
-      <w:r>
-        <w:t xml:space="preserve"> </w:t>
-      </w:r>
-      <w:r>
-        <w:t xml:space="preserve">a claim against all Orangeburg Appellants for violation of the Due Process Clause of the South Carolina Constitution; and a claim for declaratory judgment. (R. pp. 267-⁠278).</w:t>
+        <w:t xml:space="preserve">Specifically, the Complaint included an equitable claim for quantum meruit/​unjust enrichment against all Orangeburg Appellants; a claim against the Orangeburg County Administrator and Orangeburg County Treasurer for violation of S.C. Code Ann. § 8-⁠21-⁠30;</w:t>
+      </w:r>
+      <w:r>
+        <w:t xml:space="preserve"> </w:t>
+      </w:r>
+      <w:r>
+        <w:t xml:space="preserve">a claim against all Orangeburg Appellants for violation of the Due Process Clause of the South Carolina Constitution; and a claim for declaratory judgment. (R. pp. 267</w:t>
+      </w:r>
+      <w:r>
+        <w:noBreakHyphen/>
+      </w:r>
+      <w:r>
+        <w:t xml:space="preserve">278).</w:t>
       </w:r>
     </w:p>
   </w:footnote>

--- a/courts/fourth-circuit/south-carolina/state/supreme-court/answering-brief/usage/OUTPUT-answering-brief.docx
+++ b/courts/fourth-circuit/south-carolina/state/supreme-court/answering-brief/usage/OUTPUT-answering-brief.docx
@@ -280,9 +280,7 @@
         <w:t xml:space="preserve"> </w:t>
       </w:r>
       <w:r>
-        <w:t xml:space="preserve">2024</w:t>
-        <w:noBreakHyphen/>
-        <w:t xml:space="preserve">001481</w:t>
+        <w:t xml:space="preserve">2024-⁠001481</w:t>
       </w:r>
     </w:p>
     <w:p>
@@ -310,9 +308,7 @@
         <w:t xml:space="preserve"> </w:t>
       </w:r>
       <w:r>
-        <w:t xml:space="preserve">2025</w:t>
-        <w:noBreakHyphen/>
-        <w:t xml:space="preserve">000207</w:t>
+        <w:t xml:space="preserve">2025-⁠000207</w:t>
       </w:r>
     </w:p>
     <w:p>
@@ -1549,9 +1545,7 @@
               <w:t xml:space="preserve"> </w:t>
             </w:r>
             <w:r>
-              <w:t xml:space="preserve">727</w:t>
-              <w:noBreakHyphen/>
-              <w:t xml:space="preserve">6500</w:t>
+              <w:t xml:space="preserve">727-⁠6500</w:t>
             </w:r>
           </w:p>
           <w:p>
@@ -1573,9 +1567,7 @@
               <w:t xml:space="preserve"> </w:t>
             </w:r>
             <w:r>
-              <w:t xml:space="preserve">216</w:t>
-              <w:noBreakHyphen/>
-              <w:t xml:space="preserve">6509</w:t>
+              <w:t xml:space="preserve">216-⁠6509</w:t>
             </w:r>
           </w:p>
           <w:p>
@@ -1903,9 +1895,7 @@
               <w:t xml:space="preserve"> </w:t>
             </w:r>
             <w:r>
-              <w:t xml:space="preserve">281</w:t>
-              <w:noBreakHyphen/>
-              <w:t xml:space="preserve">8150</w:t>
+              <w:t xml:space="preserve">281-⁠8150</w:t>
             </w:r>
           </w:p>
           <w:p>
@@ -1927,9 +1917,7 @@
               <w:t xml:space="preserve"> </w:t>
             </w:r>
             <w:r>
-              <w:t xml:space="preserve">632</w:t>
-              <w:noBreakHyphen/>
-              <w:t xml:space="preserve">8263</w:t>
+              <w:t xml:space="preserve">632-⁠8263</w:t>
             </w:r>
           </w:p>
           <w:p>
@@ -2327,9 +2315,7 @@
               <w:t xml:space="preserve"> </w:t>
             </w:r>
             <w:r>
-              <w:t xml:space="preserve">937</w:t>
-              <w:noBreakHyphen/>
-              <w:t xml:space="preserve">0400</w:t>
+              <w:t xml:space="preserve">937-⁠0400</w:t>
             </w:r>
           </w:p>
           <w:p>
@@ -2351,9 +2337,7 @@
               <w:t xml:space="preserve"> </w:t>
             </w:r>
             <w:r>
-              <w:t xml:space="preserve">937</w:t>
-              <w:noBreakHyphen/>
-              <w:t xml:space="preserve">0706</w:t>
+              <w:t xml:space="preserve">937-⁠0706</w:t>
             </w:r>
           </w:p>
           <w:p>
@@ -2613,9 +2597,7 @@
               <w:t xml:space="preserve"> </w:t>
             </w:r>
             <w:r>
-              <w:t xml:space="preserve">271</w:t>
-              <w:noBreakHyphen/>
-              <w:t xml:space="preserve">2636</w:t>
+              <w:t xml:space="preserve">271-⁠2636</w:t>
             </w:r>
           </w:p>
           <w:p>
@@ -2637,9 +2619,7 @@
               <w:t xml:space="preserve"> </w:t>
             </w:r>
             <w:r>
-              <w:t xml:space="preserve">271</w:t>
-              <w:noBreakHyphen/>
-              <w:t xml:space="preserve">2637</w:t>
+              <w:t xml:space="preserve">271-⁠2637</w:t>
             </w:r>
           </w:p>
           <w:p>
@@ -2923,9 +2903,7 @@
               <w:t xml:space="preserve"> </w:t>
             </w:r>
             <w:r>
-              <w:t xml:space="preserve">585</w:t>
-              <w:noBreakHyphen/>
-              <w:t xml:space="preserve">3873</w:t>
+              <w:t xml:space="preserve">585-⁠3873</w:t>
             </w:r>
           </w:p>
           <w:p>
@@ -2947,9 +2925,7 @@
               <w:t xml:space="preserve"> </w:t>
             </w:r>
             <w:r>
-              <w:t xml:space="preserve">585</w:t>
-              <w:noBreakHyphen/>
-              <w:t xml:space="preserve">6485</w:t>
+              <w:t xml:space="preserve">585-⁠6485</w:t>
             </w:r>
           </w:p>
           <w:p>
@@ -10992,11 +10968,7 @@
         <w:t xml:space="preserve"> </w:t>
       </w:r>
       <w:r>
-        <w:t xml:space="preserve">12</w:t>
-        <w:noBreakHyphen/>
-        <w:t xml:space="preserve">60</w:t>
-        <w:noBreakHyphen/>
-        <w:t xml:space="preserve">80(C)</w:t>
+        <w:t xml:space="preserve">12-⁠60-⁠80(C)</w:t>
       </w:r>
       <w:r>
         <w:t xml:space="preserve">   </w:t>
@@ -11042,11 +11014,7 @@
         <w:t xml:space="preserve"> </w:t>
       </w:r>
       <w:r>
-        <w:t xml:space="preserve">14</w:t>
-        <w:noBreakHyphen/>
-        <w:t xml:space="preserve">1</w:t>
-        <w:noBreakHyphen/>
-        <w:t xml:space="preserve">30</w:t>
+        <w:t xml:space="preserve">14-⁠1-⁠30</w:t>
       </w:r>
       <w:r>
         <w:t xml:space="preserve">   </w:t>
@@ -11092,11 +11060,7 @@
         <w:t xml:space="preserve"> </w:t>
       </w:r>
       <w:r>
-        <w:t xml:space="preserve">29</w:t>
-        <w:noBreakHyphen/>
-        <w:t xml:space="preserve">5</w:t>
-        <w:noBreakHyphen/>
-        <w:t xml:space="preserve">10</w:t>
+        <w:t xml:space="preserve">29-⁠5-⁠10</w:t>
       </w:r>
       <w:r>
         <w:t xml:space="preserve">   </w:t>
@@ -11142,11 +11106,7 @@
         <w:t xml:space="preserve"> </w:t>
       </w:r>
       <w:r>
-        <w:t xml:space="preserve">6</w:t>
-        <w:noBreakHyphen/>
-        <w:t xml:space="preserve">1</w:t>
-        <w:noBreakHyphen/>
-        <w:t xml:space="preserve">300(6)</w:t>
+        <w:t xml:space="preserve">6-⁠1-⁠300(6)</w:t>
       </w:r>
       <w:r>
         <w:t xml:space="preserve">   </w:t>
@@ -11192,11 +11152,7 @@
         <w:t xml:space="preserve"> </w:t>
       </w:r>
       <w:r>
-        <w:t xml:space="preserve">8</w:t>
-        <w:noBreakHyphen/>
-        <w:t xml:space="preserve">21</w:t>
-        <w:noBreakHyphen/>
-        <w:t xml:space="preserve">30</w:t>
+        <w:t xml:space="preserve">8-⁠21-⁠30</w:t>
       </w:r>
       <w:r>
         <w:t xml:space="preserve">   </w:t>
@@ -11866,19 +11822,7 @@
         <w:pStyle w:val="XdQuoteOnly"/>
       </w:pPr>
       <w:r>
-        <w:t xml:space="preserve">Any individual who paid a Road User Fee pursuant to Georgetown County Ordinance No. 2008</w:t>
-      </w:r>
-      <w:r>
-        <w:noBreakHyphen/>
-      </w:r>
-      <w:r>
-        <w:t xml:space="preserve">81 and/​or Ordinance No. 2018</w:t>
-      </w:r>
-      <w:r>
-        <w:noBreakHyphen/>
-      </w:r>
-      <w:r>
-        <w:t xml:space="preserve">18. (R. p. 43, ¶ 35).</w:t>
+        <w:t xml:space="preserve">Any individual who paid a Road User Fee pursuant to Georgetown County Ordinance No. 2008-⁠81 and/​or Ordinance No. 2018-⁠18. (R. p. 43, ¶ 35).</w:t>
       </w:r>
     </w:p>
     <w:p>
@@ -11886,13 +11830,7 @@
         <w:pStyle w:val="BodyText"/>
       </w:pPr>
       <w:r>
-        <w:t xml:space="preserve">On December 8, 2021, Georgetown Appellants filed an Answer along with a Motion to Strike five allegations from Respondent Butt’s Complaint, and Appellant Georgetown County Council filed a Motion to Dismiss the Complaint. Prior to ruling on those motions, counsel for Georgetown Appellants and counsel for Respondent Butts stipulated to the dismissal of Defendant Angela Christian, in her capacity as Georgetown County Administrator, and Defendant Georgetown County Council on April 27, 2022. Following the stipulation of dismissal, the Circuit Court summarily denied the motion to strike on May 23, 2022. (R. pp. 1</w:t>
-      </w:r>
-      <w:r>
-        <w:noBreakHyphen/>
-      </w:r>
-      <w:r>
-        <w:t xml:space="preserve">11).</w:t>
+        <w:t xml:space="preserve">On December 8, 2021, Georgetown Appellants filed an Answer along with a Motion to Strike five allegations from Respondent Butt’s Complaint, and Appellant Georgetown County Council filed a Motion to Dismiss the Complaint. Prior to ruling on those motions, counsel for Georgetown Appellants and counsel for Respondent Butts stipulated to the dismissal of Defendant Angela Christian, in her capacity as Georgetown County Administrator, and Defendant Georgetown County Council on April 27, 2022. Following the stipulation of dismissal, the Circuit Court summarily denied the motion to strike on May 23, 2022. (R. pp. 1-⁠11).</w:t>
       </w:r>
     </w:p>
     <w:p>
@@ -11924,25 +11862,7 @@
         <w:t xml:space="preserve"> </w:t>
       </w:r>
       <w:r>
-        <w:t xml:space="preserve">On November 4, 2022, Georgetown Appellants filed a Motion for Judgment on the Pleadings claiming that “[i]n light of Act 236, this Court should declare the Road User Fee is valid under South Carolina law” and “[b]ecause Act 236 applies retroactively, this Court should further rule that Plaintiff cannot recover money damages for Defendants’ collection of the Road User Fee in the past.” (R. pp 62</w:t>
-      </w:r>
-      <w:r>
-        <w:noBreakHyphen/>
-      </w:r>
-      <w:r>
-        <w:t xml:space="preserve">63, ¶ 4). On January 6, 2023, the Honorable William H. Seals, Jr., denied Georgetown Appellants’ motion for judgment on the pleadings based on Act 236’s retroactivity language. (R. pp. 12</w:t>
-      </w:r>
-      <w:r>
-        <w:noBreakHyphen/>
-      </w:r>
-      <w:r>
-        <w:t xml:space="preserve">14). Judge Seals later reaffirmed that ruling on February 16, 2023, when he denied Defendants’ motion to reconsider via Form 4. (R. pp. 15</w:t>
-      </w:r>
-      <w:r>
-        <w:noBreakHyphen/>
-      </w:r>
-      <w:r>
-        <w:t xml:space="preserve">16).</w:t>
+        <w:t xml:space="preserve">On November 4, 2022, Georgetown Appellants filed a Motion for Judgment on the Pleadings claiming that “[i]n light of Act 236, this Court should declare the Road User Fee is valid under South Carolina law” and “[b]ecause Act 236 applies retroactively, this Court should further rule that Plaintiff cannot recover money damages for Defendants’ collection of the Road User Fee in the past.” (R. pp 62-⁠63, ¶ 4). On January 6, 2023, the Honorable William H. Seals, Jr., denied Georgetown Appellants’ motion for judgment on the pleadings based on Act 236’s retroactivity language. (R. pp. 12-⁠14). Judge Seals later reaffirmed that ruling on February 16, 2023, when he denied Defendants’ motion to reconsider via Form 4. (R. pp. 15-⁠16).</w:t>
       </w:r>
     </w:p>
     <w:p>
@@ -11956,13 +11876,7 @@
         <w:t xml:space="preserve"> </w:t>
       </w:r>
       <w:r>
-        <w:t xml:space="preserve">(R. pp. 17</w:t>
-      </w:r>
-      <w:r>
-        <w:noBreakHyphen/>
-      </w:r>
-      <w:r>
-        <w:t xml:space="preserve">21). Following that order, Respondent Butts filed a Motion to Amend his complaint requesting an order authorizing an Amended Complaint adding an additional declaratory judgment cause of action seeking a ruling that Act No. 236,</w:t>
+        <w:t xml:space="preserve">(R. pp. 17-⁠21). Following that order, Respondent Butts filed a Motion to Amend his complaint requesting an order authorizing an Amended Complaint adding an additional declaratory judgment cause of action seeking a ruling that Act No. 236,</w:t>
       </w:r>
       <w:r>
         <w:t xml:space="preserve"> </w:t>
@@ -11982,13 +11896,7 @@
         <w:t xml:space="preserve"> </w:t>
       </w:r>
       <w:r>
-        <w:t xml:space="preserve">was unconstitutional and unlawful as applied to that case. The parties submitted memoranda on Respondent Butts’ motion and the court held a hearing via WebEx on April 16, 2024. On June 25, 2024, Judge Young granted Respondent Butts’ Motion for Partial Summary Judgment, finding that the retroactivity provision of Act 236 was unconstitutional as applied to the Butts case. (R. pp. 22</w:t>
-      </w:r>
-      <w:r>
-        <w:noBreakHyphen/>
-      </w:r>
-      <w:r>
-        <w:t xml:space="preserve">34).</w:t>
+        <w:t xml:space="preserve">was unconstitutional and unlawful as applied to that case. The parties submitted memoranda on Respondent Butts’ motion and the court held a hearing via WebEx on April 16, 2024. On June 25, 2024, Judge Young granted Respondent Butts’ Motion for Partial Summary Judgment, finding that the retroactivity provision of Act 236 was unconstitutional as applied to the Butts case. (R. pp. 22-⁠34).</w:t>
       </w:r>
     </w:p>
     <w:p>
@@ -11996,13 +11904,7 @@
         <w:pStyle w:val="BodyText"/>
       </w:pPr>
       <w:r>
-        <w:t xml:space="preserve">Georgetown Appellants subsequently filed a Motion to Alter or Amend Judgment pursuant to Rule 59(e), SCRCP. On August 8, 2024, Judge Young re-affirmed the June 25, 2024, Order and denied the Rule 59 motion. (R. pp. 35</w:t>
-      </w:r>
-      <w:r>
-        <w:noBreakHyphen/>
-      </w:r>
-      <w:r>
-        <w:t xml:space="preserve">38). Thereafter, on September 9, 2024, Georgetown Appellants filed their notice of appeal to this Court.</w:t>
+        <w:t xml:space="preserve">Georgetown Appellants subsequently filed a Motion to Alter or Amend Judgment pursuant to Rule 59(e), SCRCP. On August 8, 2024, Judge Young re-affirmed the June 25, 2024, Order and denied the Rule 59 motion. (R. pp. 35-⁠38). Thereafter, on September 9, 2024, Georgetown Appellants filed their notice of appeal to this Court.</w:t>
       </w:r>
     </w:p>
     <w:p>
@@ -12094,13 +11996,7 @@
         <w:t xml:space="preserve"> </w:t>
       </w:r>
       <w:r>
-        <w:t xml:space="preserve">(R. pp. 267</w:t>
-      </w:r>
-      <w:r>
-        <w:noBreakHyphen/>
-      </w:r>
-      <w:r>
-        <w:t xml:space="preserve">278). In addition to her individual claims, Respondent Brown seeks to represent a class defined as:</w:t>
+        <w:t xml:space="preserve">(R. pp. 267-⁠278). In addition to her individual claims, Respondent Brown seeks to represent a class defined as:</w:t>
       </w:r>
     </w:p>
     <w:p>
@@ -12116,31 +12012,13 @@
         <w:pStyle w:val="BodyText"/>
       </w:pPr>
       <w:r>
-        <w:t xml:space="preserve">On December 28, 2021, Orangeburg Appellants filed their Answer, a Motion to Dismiss, and Motion for Judgment on the Pleadings. (R. pp. 279</w:t>
-      </w:r>
-      <w:r>
-        <w:noBreakHyphen/>
-      </w:r>
-      <w:r>
-        <w:t xml:space="preserve">298). On June 30, 2022, following briefing and oral argument, the Honorable Edgar W. Dickson granted the motions to dismiss and for judgment on the pleadings as to Respondent Brown’s monetary claims (i.e., quantum meruit/​unjust enrichment, violation of S.C. Code Ann. § 8-⁠21-⁠30,</w:t>
-      </w:r>
-      <w:r>
-        <w:t xml:space="preserve"> </w:t>
-      </w:r>
-      <w:r>
-        <w:t xml:space="preserve">and violation of the South Carolina Due Process Clause, codified as Article I, § 3, of the South Carolina Constitution), but denied the motions as to the claim for declaratory relief. (R. pp. 246</w:t>
-      </w:r>
-      <w:r>
-        <w:noBreakHyphen/>
-      </w:r>
-      <w:r>
-        <w:t xml:space="preserve">261). Additionally, Defendants Orangeburg County Council and Harold M. Young, as Orangeburg County Administrator, were dismissed without prejudice by the parties’ consent. Id. Respondent Brown subsequently filed a Motion for Reconsideration on July 11, 2022. (R. pp. 353</w:t>
-      </w:r>
-      <w:r>
-        <w:noBreakHyphen/>
-      </w:r>
-      <w:r>
-        <w:t xml:space="preserve">359). In the midst of these rulings, on June 22, 2022, Governor Henry McMaster signed Act 236 into law, which amended S.C. Code Ann. § 6-⁠1-⁠300(6),</w:t>
+        <w:t xml:space="preserve">On December 28, 2021, Orangeburg Appellants filed their Answer, a Motion to Dismiss, and Motion for Judgment on the Pleadings. (R. pp. 279-⁠298). On June 30, 2022, following briefing and oral argument, the Honorable Edgar W. Dickson granted the motions to dismiss and for judgment on the pleadings as to Respondent Brown’s monetary claims (i.e., quantum meruit/​unjust enrichment, violation of S.C. Code Ann. § 8-⁠21-⁠30,</w:t>
+      </w:r>
+      <w:r>
+        <w:t xml:space="preserve"> </w:t>
+      </w:r>
+      <w:r>
+        <w:t xml:space="preserve">and violation of the South Carolina Due Process Clause, codified as Article I, § 3, of the South Carolina Constitution), but denied the motions as to the claim for declaratory relief. (R. pp. 246-⁠261). Additionally, Defendants Orangeburg County Council and Harold M. Young, as Orangeburg County Administrator, were dismissed without prejudice by the parties’ consent. Id. Respondent Brown subsequently filed a Motion for Reconsideration on July 11, 2022. (R. pp. 353-⁠359). In the midst of these rulings, on June 22, 2022, Governor Henry McMaster signed Act 236 into law, which amended S.C. Code Ann. § 6-⁠1-⁠300(6),</w:t>
       </w:r>
       <w:r>
         <w:t xml:space="preserve"> </w:t>
@@ -12158,19 +12036,7 @@
         <w:t xml:space="preserve"> </w:t>
       </w:r>
       <w:r>
-        <w:t xml:space="preserve">was unconstitutional as applied to his case, and a later motion for partial summary judgment seeking a declaration of the same, which was granted on June 25, 2024. (R. pp. 22</w:t>
-      </w:r>
-      <w:r>
-        <w:noBreakHyphen/>
-      </w:r>
-      <w:r>
-        <w:t xml:space="preserve">34). The subsequent Rule 59(e) motion filed by the Georgetown Appellants was denied on August 8, 2024. (R. pp. 35</w:t>
-      </w:r>
-      <w:r>
-        <w:noBreakHyphen/>
-      </w:r>
-      <w:r>
-        <w:t xml:space="preserve">38).</w:t>
+        <w:t xml:space="preserve">was unconstitutional as applied to his case, and a later motion for partial summary judgment seeking a declaration of the same, which was granted on June 25, 2024. (R. pp. 22-⁠34). The subsequent Rule 59(e) motion filed by the Georgetown Appellants was denied on August 8, 2024. (R. pp. 35-⁠38).</w:t>
       </w:r>
     </w:p>
     <w:p>
@@ -12184,13 +12050,7 @@
         <w:t xml:space="preserve"> </w:t>
       </w:r>
       <w:r>
-        <w:t xml:space="preserve">is constitutional and granting summary judgment on their mootness defense. (R. pp. 365</w:t>
-      </w:r>
-      <w:r>
-        <w:noBreakHyphen/>
-      </w:r>
-      <w:r>
-        <w:t xml:space="preserve">370).</w:t>
+        <w:t xml:space="preserve">is constitutional and granting summary judgment on their mootness defense. (R. pp. 365-⁠370).</w:t>
       </w:r>
       <w:r>
         <w:rPr>
@@ -12246,13 +12106,7 @@
         <w:t xml:space="preserve"> </w:t>
       </w:r>
       <w:r>
-        <w:t xml:space="preserve">remain the law in South Carolina, and the Court stands by its decision in Butts and incorporates that legal analysis herein.” (R. pp. 240</w:t>
-      </w:r>
-      <w:r>
-        <w:noBreakHyphen/>
-      </w:r>
-      <w:r>
-        <w:t xml:space="preserve">245). Judge Young further entered a declaratory judgment that the retroactivity provision of Act No. 236</w:t>
+        <w:t xml:space="preserve">remain the law in South Carolina, and the Court stands by its decision in Butts and incorporates that legal analysis herein.” (R. pp. 240-⁠245). Judge Young further entered a declaratory judgment that the retroactivity provision of Act No. 236</w:t>
       </w:r>
       <w:r>
         <w:t xml:space="preserve"> </w:t>
@@ -12378,25 +12232,7 @@
         <w:pStyle w:val="BodyText"/>
       </w:pPr>
       <w:r>
-        <w:t xml:space="preserve">In 2001, via Ordinance No. 2001</w:t>
-      </w:r>
-      <w:r>
-        <w:noBreakHyphen/>
-      </w:r>
-      <w:r>
-        <w:t xml:space="preserve">16, Appellant Georgetown County enacted the County’s Road Maintenance Fee, which required the owner of every motor vehicle registered in Georgetown County to pay an annual $15 fee to the Treasurer of Georgetown County. (R. p. 66, ¶ 14). Appellant Georgetown County later passed Ordinance No. 2008</w:t>
-      </w:r>
-      <w:r>
-        <w:noBreakHyphen/>
-      </w:r>
-      <w:r>
-        <w:t xml:space="preserve">81 in 2008, which raised the fee to $30 per registered vehicle. (R. p. 66, ¶ 15). A decade later, Ordinance No. 2018</w:t>
-      </w:r>
-      <w:r>
-        <w:noBreakHyphen/>
-      </w:r>
-      <w:r>
-        <w:t xml:space="preserve">18 was enacted and raised the fee to $50 per registered vehicle. (R. p. 66, ¶ 16). That $50 fee remains in effect today. (R. p. 65, ¶ 6).</w:t>
+        <w:t xml:space="preserve">In 2001, via Ordinance No. 2001-⁠16, Appellant Georgetown County enacted the County’s Road Maintenance Fee, which required the owner of every motor vehicle registered in Georgetown County to pay an annual $15 fee to the Treasurer of Georgetown County. (R. p. 66, ¶ 14). Appellant Georgetown County later passed Ordinance No. 2008-⁠81 in 2008, which raised the fee to $30 per registered vehicle. (R. p. 66, ¶ 15). A decade later, Ordinance No. 2018-⁠18 was enacted and raised the fee to $50 per registered vehicle. (R. p. 66, ¶ 16). That $50 fee remains in effect today. (R. p. 65, ¶ 6).</w:t>
       </w:r>
     </w:p>
     <w:p>
@@ -12632,19 +12468,7 @@
         <w:t xml:space="preserve"> </w:t>
       </w:r>
       <w:r>
-        <w:t xml:space="preserve">v. Greenville Cnty. Council, 433 S.C. 583, 861 S.E.2d 31 (2021); (R. pp. 65</w:t>
-      </w:r>
-      <w:r>
-        <w:noBreakHyphen/>
-      </w:r>
-      <w:r>
-        <w:t xml:space="preserve">67, ¶¶ 5, 21</w:t>
-      </w:r>
-      <w:r>
-        <w:noBreakHyphen/>
-      </w:r>
-      <w:r>
-        <w:t xml:space="preserve">23) (citing Burns</w:t>
+        <w:t xml:space="preserve">v. Greenville Cnty. Council, 433 S.C. 583, 861 S.E.2d 31 (2021); (R. pp. 65-⁠67, ¶¶ 5, 21-⁠23) (citing Burns</w:t>
       </w:r>
       <w:r>
         <w:t xml:space="preserve"> </w:t>
@@ -12664,19 +12488,7 @@
         <w:pStyle w:val="XdQuoteOnly"/>
       </w:pPr>
       <w:r>
-        <w:t xml:space="preserve">Therefore, as to both Ordinance 4906 and Ordinance 4907, we find Greenville County failed to satisfy the subsection 6</w:t>
-      </w:r>
-      <w:r>
-        <w:noBreakHyphen/>
-      </w:r>
-      <w:r>
-        <w:t xml:space="preserve">1</w:t>
-      </w:r>
-      <w:r>
-        <w:noBreakHyphen/>
-      </w:r>
-      <w:r>
-        <w:t xml:space="preserve">300(6)</w:t>
+        <w:t xml:space="preserve">Therefore, as to both Ordinance 4906 and Ordinance 4907, we find Greenville County failed to satisfy the subsection 6-⁠1-⁠300(6)</w:t>
       </w:r>
       <w:r>
         <w:t xml:space="preserve"> </w:t>
@@ -12704,19 +12516,7 @@
         <w:t xml:space="preserve"> </w:t>
       </w:r>
       <w:r>
-        <w:t xml:space="preserve">433 S.C. at 589</w:t>
-      </w:r>
-      <w:r>
-        <w:noBreakHyphen/>
-      </w:r>
-      <w:r>
-        <w:t xml:space="preserve">90, 861 S.E.2d at 33</w:t>
-      </w:r>
-      <w:r>
-        <w:noBreakHyphen/>
-      </w:r>
-      <w:r>
-        <w:t xml:space="preserve">34. The concurring opinion, written by Justice Kittredge and joined by Chief Justice Beatty, elaborated on that holding, stating in relevant part:</w:t>
+        <w:t xml:space="preserve">433 S.C. at 589-⁠90, 861 S.E.2d at 33-⁠34. The concurring opinion, written by Justice Kittredge and joined by Chief Justice Beatty, elaborated on that holding, stating in relevant part:</w:t>
       </w:r>
     </w:p>
     <w:p>
@@ -12724,19 +12524,7 @@
         <w:pStyle w:val="XdQuoteOnly"/>
       </w:pPr>
       <w:r>
-        <w:t xml:space="preserve">[T]his Court in recent years has received an increasing number of challenges to purported “service or user fees.” Local governments, for obvious reasons, want to avoid calling a tax a tax. I am hopeful that today’s decision will deter the politically expedient penchant for imposing taxes disguised as “service or user fees.” I believe today’s decision sends a clear message that the courts will not uphold taxes masquerading as “service or user fees.” Going forward, courts will carefully scrutinize so-called “service or user fees” to ensure compliance with section 6</w:t>
-      </w:r>
-      <w:r>
-        <w:noBreakHyphen/>
-      </w:r>
-      <w:r>
-        <w:t xml:space="preserve">1</w:t>
-      </w:r>
-      <w:r>
-        <w:noBreakHyphen/>
-      </w:r>
-      <w:r>
-        <w:t xml:space="preserve">300(6).</w:t>
+        <w:t xml:space="preserve">[T]his Court in recent years has received an increasing number of challenges to purported “service or user fees.” Local governments, for obvious reasons, want to avoid calling a tax a tax. I am hopeful that today’s decision will deter the politically expedient penchant for imposing taxes disguised as “service or user fees.” I believe today’s decision sends a clear message that the courts will not uphold taxes masquerading as “service or user fees.” Going forward, courts will carefully scrutinize so-called “service or user fees” to ensure compliance with section 6-⁠1-⁠300(6).</w:t>
       </w:r>
     </w:p>
     <w:p>
@@ -12886,25 +12674,13 @@
         <w:t xml:space="preserve"> </w:t>
       </w:r>
       <w:r>
-        <w:t xml:space="preserve">(R. pp. 39</w:t>
-      </w:r>
-      <w:r>
-        <w:noBreakHyphen/>
-      </w:r>
-      <w:r>
-        <w:t xml:space="preserve">49). Similarly, because Respondent Brown filed suit on November 24, 2021, her claim, and putative class claims, accrued and were the subject of litigation prior to the effective date of Act No. 236.</w:t>
-      </w:r>
-      <w:r>
-        <w:t xml:space="preserve"> </w:t>
-      </w:r>
-      <w:r>
-        <w:t xml:space="preserve">(R. pp. 267</w:t>
-      </w:r>
-      <w:r>
-        <w:noBreakHyphen/>
-      </w:r>
-      <w:r>
-        <w:t xml:space="preserve">278).</w:t>
+        <w:t xml:space="preserve">(R. pp. 39-⁠49). Similarly, because Respondent Brown filed suit on November 24, 2021, her claim, and putative class claims, accrued and were the subject of litigation prior to the effective date of Act No. 236.</w:t>
+      </w:r>
+      <w:r>
+        <w:t xml:space="preserve"> </w:t>
+      </w:r>
+      <w:r>
+        <w:t xml:space="preserve">(R. pp. 267-⁠278).</w:t>
       </w:r>
     </w:p>
     <w:p>
@@ -13498,19 +13274,7 @@
         <w:t xml:space="preserve"> </w:t>
       </w:r>
       <w:r>
-        <w:t xml:space="preserve">Mut. Ins. Co. v. State, 401 S.C. 15, 24</w:t>
-      </w:r>
-      <w:r>
-        <w:noBreakHyphen/>
-      </w:r>
-      <w:r>
-        <w:t xml:space="preserve">25, 736 S.E.2d 651, 655</w:t>
-      </w:r>
-      <w:r>
-        <w:noBreakHyphen/>
-      </w:r>
-      <w:r>
-        <w:t xml:space="preserve">56 (2012) (reaffirming Steinke</w:t>
+        <w:t xml:space="preserve">Mut. Ins. Co. v. State, 401 S.C. 15, 24-⁠25, 736 S.E.2d 651, 655-⁠56 (2012) (reaffirming Steinke</w:t>
       </w:r>
       <w:r>
         <w:t xml:space="preserve"> </w:t>
@@ -13558,13 +13322,7 @@
         <w:pStyle w:val="BodyText"/>
       </w:pPr>
       <w:r>
-        <w:t xml:space="preserve">Id. at 628</w:t>
-      </w:r>
-      <w:r>
-        <w:noBreakHyphen/>
-      </w:r>
-      <w:r>
-        <w:t xml:space="preserve">29, 207 S.E.2d at 78 (internal citation omitted).</w:t>
+        <w:t xml:space="preserve">Id. at 628-⁠29, 207 S.E.2d at 78 (internal citation omitted).</w:t>
       </w:r>
     </w:p>
     <w:p>
@@ -13626,13 +13384,7 @@
         <w:t xml:space="preserve"> </w:t>
       </w:r>
       <w:r>
-        <w:t xml:space="preserve">Lines. The Legislature may, of course, do what it did in 1994, which was to resolve the statutory conflict and reinstate the statutory caps in future cases.” Id. at 403, 520 S.E.2d at 157</w:t>
-      </w:r>
-      <w:r>
-        <w:noBreakHyphen/>
-      </w:r>
-      <w:r>
-        <w:t xml:space="preserve">58. This Court summarized its ruling as follows: “May the Legislature by a retroactive amendment overrule this Court’s prior interpretation of a statute? We conclude the Legislature may not.” Id. at 402, 520 S.E.2d at 157.</w:t>
+        <w:t xml:space="preserve">Lines. The Legislature may, of course, do what it did in 1994, which was to resolve the statutory conflict and reinstate the statutory caps in future cases.” Id. at 403, 520 S.E.2d at 157-⁠58. This Court summarized its ruling as follows: “May the Legislature by a retroactive amendment overrule this Court’s prior interpretation of a statute? We conclude the Legislature may not.” Id. at 402, 520 S.E.2d at 157.</w:t>
       </w:r>
     </w:p>
     <w:p>
@@ -13678,13 +13430,7 @@
         <w:t xml:space="preserve"> </w:t>
       </w:r>
       <w:r>
-        <w:t xml:space="preserve">plaintiffs filed suit against a governmental hospital in May 1998 for negligence in the care and treatment of their minor child in 1992. Id. at 583, 586 S.E.2d at 570. After answering the complaint, the parties agreed to settle the plaintiffs’ claims for $1.5 million. Id. Believing its liability was limited to the $250,000 cap imposed by the Tort Claims Act, the hospital only tendered $250,000. Id. at 583</w:t>
-      </w:r>
-      <w:r>
-        <w:noBreakHyphen/>
-      </w:r>
-      <w:r>
-        <w:t xml:space="preserve">84, 586 S.E.2d at 570. Thereafter, the plaintiffs moved for declaratory judgment to determine the applicability of the cap. Id. at 584, S.E.2d at 570. The trial court found that the $250,000 cap applied, and plaintiffs appealed. Id. Citing Steinke</w:t>
+        <w:t xml:space="preserve">plaintiffs filed suit against a governmental hospital in May 1998 for negligence in the care and treatment of their minor child in 1992. Id. at 583, 586 S.E.2d at 570. After answering the complaint, the parties agreed to settle the plaintiffs’ claims for $1.5 million. Id. Believing its liability was limited to the $250,000 cap imposed by the Tort Claims Act, the hospital only tendered $250,000. Id. at 583-⁠84, 586 S.E.2d at 570. Thereafter, the plaintiffs moved for declaratory judgment to determine the applicability of the cap. Id. at 584, S.E.2d at 570. The trial court found that the $250,000 cap applied, and plaintiffs appealed. Id. Citing Steinke</w:t>
       </w:r>
       <w:r>
         <w:rPr>
@@ -13733,13 +13479,7 @@
         <w:pStyle w:val="BodyText"/>
       </w:pPr>
       <w:r>
-        <w:t xml:space="preserve">Id. at 587</w:t>
-      </w:r>
-      <w:r>
-        <w:noBreakHyphen/>
-      </w:r>
-      <w:r>
-        <w:t xml:space="preserve">88, 586 S.E.2d at 572 (emphasis in original).</w:t>
+        <w:t xml:space="preserve">Id. at 587-⁠88, 586 S.E.2d at 572 (emphasis in original).</w:t>
       </w:r>
     </w:p>
     <w:p>
@@ -13815,19 +13555,7 @@
         <w:t xml:space="preserve"> </w:t>
       </w:r>
       <w:r>
-        <w:t xml:space="preserve">Mut. Ins. Co. v. State, 401 S.C. 15, 24</w:t>
-      </w:r>
-      <w:r>
-        <w:noBreakHyphen/>
-      </w:r>
-      <w:r>
-        <w:t xml:space="preserve">25, 736 S.E.2d 651, 655</w:t>
-      </w:r>
-      <w:r>
-        <w:noBreakHyphen/>
-      </w:r>
-      <w:r>
-        <w:t xml:space="preserve">56 (2012) (citing Linsday and Steinke</w:t>
+        <w:t xml:space="preserve">Mut. Ins. Co. v. State, 401 S.C. 15, 24-⁠25, 736 S.E.2d 651, 655-⁠56 (2012) (citing Linsday and Steinke</w:t>
       </w:r>
       <w:r>
         <w:t xml:space="preserve"> </w:t>
@@ -13899,13 +13627,7 @@
         <w:t xml:space="preserve"> </w:t>
       </w:r>
       <w:r>
-        <w:t xml:space="preserve">v. Starnes, 396 S.C. 647, 654</w:t>
-      </w:r>
-      <w:r>
-        <w:noBreakHyphen/>
-      </w:r>
-      <w:r>
-        <w:t xml:space="preserve">55, 723 S.E.2d 198, 203 (2012) (citing Langley v. Boyter,</w:t>
+        <w:t xml:space="preserve">v. Starnes, 396 S.C. 647, 654-⁠55, 723 S.E.2d 198, 203 (2012) (citing Langley v. Boyter,</w:t>
       </w:r>
       <w:r>
         <w:t xml:space="preserve"> </w:t>
@@ -13963,19 +13685,7 @@
         <w:t xml:space="preserve"> </w:t>
       </w:r>
       <w:r>
-        <w:t xml:space="preserve">417 S.C. 391, 403</w:t>
-      </w:r>
-      <w:r>
-        <w:noBreakHyphen/>
-      </w:r>
-      <w:r>
-        <w:t xml:space="preserve">05, 790 S.E.2d 192, 198</w:t>
-      </w:r>
-      <w:r>
-        <w:noBreakHyphen/>
-      </w:r>
-      <w:r>
-        <w:t xml:space="preserve">99 (2016) (refusing to adopt the rationale in Abney</w:t>
+        <w:t xml:space="preserve">417 S.C. 391, 403-⁠05, 790 S.E.2d 192, 198-⁠99 (2016) (refusing to adopt the rationale in Abney</w:t>
       </w:r>
       <w:r>
         <w:t xml:space="preserve"> </w:t>
@@ -14059,19 +13769,7 @@
         <w:pStyle w:val="BodyText"/>
       </w:pPr>
       <w:r>
-        <w:t xml:space="preserve">Court finds the retroactivity provision in Section 2(E) of Act 236 is unconstitutional because, if applied to this case, it would overturn the Supreme Court’s interpretation of section 6</w:t>
-      </w:r>
-      <w:r>
-        <w:noBreakHyphen/>
-      </w:r>
-      <w:r>
-        <w:t xml:space="preserve">1</w:t>
-      </w:r>
-      <w:r>
-        <w:noBreakHyphen/>
-      </w:r>
-      <w:r>
-        <w:t xml:space="preserve">300(6)</w:t>
+        <w:t xml:space="preserve">Court finds the retroactivity provision in Section 2(E) of Act 236 is unconstitutional because, if applied to this case, it would overturn the Supreme Court’s interpretation of section 6-⁠1-⁠300(6)</w:t>
       </w:r>
       <w:r>
         <w:t xml:space="preserve"> </w:t>
@@ -14135,13 +13833,7 @@
         <w:t xml:space="preserve"> </w:t>
       </w:r>
       <w:r>
-        <w:t xml:space="preserve">27 Cal.4th 1, 4</w:t>
-      </w:r>
-      <w:r>
-        <w:noBreakHyphen/>
-      </w:r>
-      <w:r>
-        <w:t xml:space="preserve">5 (2002) (upholding a statute that amended the statute of limitations for sex crimes against minors by expanding the limitations period and reviving claims that had been previously time barred); Savannah</w:t>
+        <w:t xml:space="preserve">27 Cal.4th 1, 4-⁠5 (2002) (upholding a statute that amended the statute of limitations for sex crimes against minors by expanding the limitations period and reviving claims that had been previously time barred); Savannah</w:t>
       </w:r>
       <w:r>
         <w:t xml:space="preserve"> </w:t>
@@ -14241,13 +13933,7 @@
         <w:pStyle w:val="XdQuoteOnly"/>
       </w:pPr>
       <w:r>
-        <w:t xml:space="preserve">Id. at 21</w:t>
-      </w:r>
-      <w:r>
-        <w:noBreakHyphen/>
-      </w:r>
-      <w:r>
-        <w:t xml:space="preserve">22. Although our system has retrenched somewhat from the colonial levels of legislative control, the influence of the legislature in the activities of the other branches remains firmly girded in the operation of our government.</w:t>
+        <w:t xml:space="preserve">Id. at 21-⁠22. Although our system has retrenched somewhat from the colonial levels of legislative control, the influence of the legislature in the activities of the other branches remains firmly girded in the operation of our government.</w:t>
       </w:r>
     </w:p>
     <w:p>
@@ -14271,19 +13957,7 @@
         <w:pStyle w:val="BodyText"/>
       </w:pPr>
       <w:r>
-        <w:t xml:space="preserve">Id. at 650</w:t>
-      </w:r>
-      <w:r>
-        <w:noBreakHyphen/>
-      </w:r>
-      <w:r>
-        <w:t xml:space="preserve">51, 744 S.E.2d at 526</w:t>
-      </w:r>
-      <w:r>
-        <w:noBreakHyphen/>
-      </w:r>
-      <w:r>
-        <w:t xml:space="preserve">27 (emphasis added).</w:t>
+        <w:t xml:space="preserve">Id. at 650-⁠51, 744 S.E.2d at 526-⁠27 (emphasis added).</w:t>
       </w:r>
     </w:p>
     <w:p>
@@ -16149,13 +15823,7 @@
         <w:t xml:space="preserve"> </w:t>
       </w:r>
       <w:r>
-        <w:t xml:space="preserve">the Revenue Procedures Act, and sovereign immunity barred certain class action and equitable refund claims the plaintiffs brought against Aiken County. Nevertheless, Appellants contend that Judge Young violated the constitutional avoidance doctrine. They argue that if this Court affirms the lower court’s decision in Thompson, other road maintenance fee cases (e.g., Butts and Brown) will effectively be resolved in favor of county governments, and thus Judge Young should have withheld ruling on the constitutional issues. But this argument ignores this Court’s May 17, 2023, Order, which specifically called for the expeditious resolution of claims arising under Section 2(E). (R. pp. 262</w:t>
-      </w:r>
-      <w:r>
-        <w:noBreakHyphen/>
-      </w:r>
-      <w:r>
-        <w:t xml:space="preserve">266). Judge Young therefore acted properly in issuing rulings in Butts and Brown, ensuring that these constitutional issues would be before this Court alongside the threshold legal issues implicated in Thompson v. Killian.</w:t>
+        <w:t xml:space="preserve">the Revenue Procedures Act, and sovereign immunity barred certain class action and equitable refund claims the plaintiffs brought against Aiken County. Nevertheless, Appellants contend that Judge Young violated the constitutional avoidance doctrine. They argue that if this Court affirms the lower court’s decision in Thompson, other road maintenance fee cases (e.g., Butts and Brown) will effectively be resolved in favor of county governments, and thus Judge Young should have withheld ruling on the constitutional issues. But this argument ignores this Court’s May 17, 2023, Order, which specifically called for the expeditious resolution of claims arising under Section 2(E). (R. pp. 262-⁠266). Judge Young therefore acted properly in issuing rulings in Butts and Brown, ensuring that these constitutional issues would be before this Court alongside the threshold legal issues implicated in Thompson v. Killian.</w:t>
       </w:r>
     </w:p>
     <w:p>
@@ -16930,13 +16598,7 @@
         <w:t xml:space="preserve"> </w:t>
       </w:r>
       <w:r>
-        <w:t xml:space="preserve">a claim against all Orangeburg Appellants for violation of the Due Process Clause of the South Carolina Constitution; and a claim for declaratory judgment. (R. pp. 267</w:t>
-      </w:r>
-      <w:r>
-        <w:noBreakHyphen/>
-      </w:r>
-      <w:r>
-        <w:t xml:space="preserve">278).</w:t>
+        <w:t xml:space="preserve">a claim against all Orangeburg Appellants for violation of the Due Process Clause of the South Carolina Constitution; and a claim for declaratory judgment. (R. pp. 267-⁠278).</w:t>
       </w:r>
     </w:p>
   </w:footnote>
@@ -16955,25 +16617,7 @@
         <w:t xml:space="preserve"> </w:t>
       </w:r>
       <w:r>
-        <w:t xml:space="preserve">On October 10, 2024, the Orangeburg Appellants filed a Motion to Vacate Orders entered in Butts v. Mace, 2021-CP</w:t>
-      </w:r>
-      <w:r>
-        <w:noBreakHyphen/>
-      </w:r>
-      <w:r>
-        <w:t xml:space="preserve">22</w:t>
-      </w:r>
-      <w:r>
-        <w:noBreakHyphen/>
-      </w:r>
-      <w:r>
-        <w:t xml:space="preserve">00928 (Georgetown County), which was heard on January 4, 2025, alongside its October 18, 2024, Motion for Summary Judgment. (R. pp. 360</w:t>
-      </w:r>
-      <w:r>
-        <w:noBreakHyphen/>
-      </w:r>
-      <w:r>
-        <w:t xml:space="preserve">364) The Orangeburg Appellants agreed to withdraw that motion if Respondent Brown agreed to Rule 54(b) certification. Because the Court granted Rule 54(b), SCRCP certification, the Motion to Vacate Orders was withdrawn as moot.</w:t>
+        <w:t xml:space="preserve">On October 10, 2024, the Orangeburg Appellants filed a Motion to Vacate Orders entered in Butts v. Mace, 2021-CP-⁠22-⁠00928 (Georgetown County), which was heard on January 4, 2025, alongside its October 18, 2024, Motion for Summary Judgment. (R. pp. 360-⁠364) The Orangeburg Appellants agreed to withdraw that motion if Respondent Brown agreed to Rule 54(b) certification. Because the Court granted Rule 54(b), SCRCP certification, the Motion to Vacate Orders was withdrawn as moot.</w:t>
       </w:r>
     </w:p>
   </w:footnote>
@@ -17004,13 +16648,7 @@
         <w:t xml:space="preserve"> </w:t>
       </w:r>
       <w:r>
-        <w:t xml:space="preserve">355 S.C. at 587, 586 S.E.2d at 571</w:t>
-      </w:r>
-      <w:r>
-        <w:noBreakHyphen/>
-      </w:r>
-      <w:r>
-        <w:t xml:space="preserve">72 (quoting Steinke,</w:t>
+        <w:t xml:space="preserve">355 S.C. at 587, 586 S.E.2d at 571-⁠72 (quoting Steinke,</w:t>
       </w:r>
       <w:r>
         <w:t xml:space="preserve"> </w:t>
@@ -17047,25 +16685,13 @@
         <w:t xml:space="preserve"> </w:t>
       </w:r>
       <w:r>
-        <w:t xml:space="preserve">v. Corrigan, 240 P.3d 322, 326</w:t>
-      </w:r>
-      <w:r>
-        <w:noBreakHyphen/>
-      </w:r>
-      <w:r>
-        <w:t xml:space="preserve">27 (Colo. Ct. App. 2009) (holding there was no issue with separation of powers when the retroactive statute in question made clear it applied to pending cases by stating it “shall apply to civil actions pending on or after” the effective date.); Cate v. Kroger,</w:t>
-      </w:r>
-      <w:r>
-        <w:t xml:space="preserve"> </w:t>
-      </w:r>
-      <w:r>
-        <w:t xml:space="preserve">627 S.W.3d 864, 868</w:t>
-      </w:r>
-      <w:r>
-        <w:noBreakHyphen/>
-      </w:r>
-      <w:r>
-        <w:t xml:space="preserve">73 (Ky. 2021) (Notably, this case did not argue that the statute in question violated separation of powers, but held that vesting principles in workers compensation claims did not apply to the duration or amount of benefits because they had not yet been adjudicated.); King v. Campbell</w:t>
+        <w:t xml:space="preserve">v. Corrigan, 240 P.3d 322, 326-⁠27 (Colo. Ct. App. 2009) (holding there was no issue with separation of powers when the retroactive statute in question made clear it applied to pending cases by stating it “shall apply to civil actions pending on or after” the effective date.); Cate v. Kroger,</w:t>
+      </w:r>
+      <w:r>
+        <w:t xml:space="preserve"> </w:t>
+      </w:r>
+      <w:r>
+        <w:t xml:space="preserve">627 S.W.3d 864, 868-⁠73 (Ky. 2021) (Notably, this case did not argue that the statute in question violated separation of powers, but held that vesting principles in workers compensation claims did not apply to the duration or amount of benefits because they had not yet been adjudicated.); King v. Campbell</w:t>
       </w:r>
       <w:r>
         <w:t xml:space="preserve"> </w:t>
@@ -17875,7 +17501,7 @@
     <w:qFormat/>
     <w:pPr>
       <w:keepLines/>
-      <w:spacing w:before="0" w:after="140" w:line="276" w:lineRule="exact"/>
+      <w:spacing w:before="46" w:after="140" w:line="276" w:lineRule="exact"/>
     </w:pPr>
     <w:rPr>
       <w:sz w:val="24"/>
